--- a/facilitator-guide-story-splitting.docx
+++ b/facilitator-guide-story-splitting.docx
@@ -1021,6 +1021,87 @@
       </w:r>
       <w:r>
         <w:t xml:space="preserve"> poster shows what a good epic, feature and story look like.</w:t>
+      </w:r>
+    </w:p>
+    <w:p>
+      <w:pPr>
+        <w:pStyle w:val="Heading1"/>
+      </w:pPr>
+      <w:r>
+        <w:t xml:space="preserve">Recreate it in your whiteboard</w:t>
+      </w:r>
+    </w:p>
+    <w:p>
+      <w:pPr>
+        <w:pStyle w:val="Small"/>
+      </w:pPr>
+      <w:r>
+        <w:t xml:space="preserve">Paste this into your whiteboard's AI assistant (for example Miro AI or Atlassian Rovo) or a general assistant, to get an editable, native version of the board. Results vary by tool, so expect to tidy it up. For an exact copy, import the SVG as a locked background instead.</w:t>
+      </w:r>
+    </w:p>
+    <w:p>
+      <w:r>
+        <w:t xml:space="preserve">Create an editable whiteboard for “Story Splitting”, a workshop board.</w:t>
+      </w:r>
+    </w:p>
+    <w:p>
+      <w:r>
+        <w:t xml:space="preserve">Purpose: When a story is too big to finish in an iteration, split it into thin, vertical slices that each deliver value.</w:t>
+      </w:r>
+    </w:p>
+    <w:p>
+      <w:r>
+        <w:t xml:space="preserve">Layout: a wide landscape board (about 16:11). Make one frame per section below, placed as described. In each frame, add the section name as a heading, then its content as short text labels or empty fields to fill in. Leave space in each frame for sticky notes. Use the header colour given. Keep the wording as written and don't add extra content.</w:t>
+      </w:r>
+    </w:p>
+    <w:p>
+      <w:r>
+        <w:t xml:space="preserve">Header fields to fill in: Running Example</w:t>
+      </w:r>
+    </w:p>
+    <w:p>
+      <w:r>
+        <w:t xml:space="preserve">Key: “As a shopper, I want to check out · my basket so that I receive · my order.”</w:t>
+      </w:r>
+    </w:p>
+    <w:p>
+      <w:r>
+        <w:t xml:space="preserve">Sections:</w:t>
+      </w:r>
+    </w:p>
+    <w:p>
+      <w:r>
+        <w:t xml:space="preserve">1. Slice Vertically, Not Horizontally: bottom left, about 50% wide and 35% tall; header colour blue.</w:t>
+      </w:r>
+    </w:p>
+    <w:p>
+      <w:r>
+        <w:t xml:space="preserve">   Content: ✗ horizontal: · ✓ vertical: · UI / screens (×2) · Story 1 · Logic / API (×2) · Story 2 · Data / storage (×2) · Story 3 · Slice 1 · Slice 2 · Slice 3 · Slice 4 · Nothing is usable until every layer is finished. · Each slice is usable and testable on its own.</w:t>
+      </w:r>
+    </w:p>
+    <w:p>
+      <w:r>
+        <w:t xml:space="preserve">2. Is It a Good Split?: bottom right, about 50% wide and 35% tall; header colour emerald green.</w:t>
+      </w:r>
+    </w:p>
+    <w:p>
+      <w:r>
+        <w:t xml:space="preserve">   Content: AFTER SPLITTING, CHECK EACH SLICE · Choose the split that…: · Delivers value or learning by itself · Lets you deprioritise or drop a slice · Fits comfortably in an iteration: aim for several per iteration · Makes slices of roughly equal size · Has clear acceptance criteria · Gets user feedback soonest · The team can estimate it · Tackles the biggest risk first · Still passes INVEST · Exposes low-value work you can skip · If no slice can be dropped, try a different pattern.</w:t>
+      </w:r>
+    </w:p>
+    <w:p>
+      <w:r>
+        <w:t xml:space="preserve">Also on the board: Independent · Negotiable · Valuable · Estimable · Small · Testable · Can it be built and · Is it a conversation, · Does a user or customer · Do we understand it · Can we finish it in a · Do we know how to · released on its own? · not a contract? · get value from it? · well enough to size it? · few days, well within an iteration? · prove it's done? · BEFORE YOU SPLIT: DOES THE STORY PASS INVEST? IF “SMALL” FAILS, SPLIT IT. IF “VALUABLE” FAILS, RETHINK IT. · SPLITTING PATTERNS: TRY THEM IN ROUGHLY THIS ORDER · Workflow Steps · Paths: (×2) · Business Rules · Rules: · Happy / Unhappy Paths · Data Variations · Data: · Interfaces · Interfaces: · Split along the steps users take. · Start with the simplest rule set, · Deliver the success path first, · Support one type of data first, · Start with one channel, device or · Build the thinnest end-to-end path · then add each rule variation as · then handle errors and edge cases · then widen to more types, formats · input method, then add the others. · first, then add the extra steps. · its own story. · in follow-up stories. · or sources. · First: (×9) · Basket → pay → confirmation · Standard delivery, no discounts · Card payment succeeds · UK addresses · Web checkout, card only · Later: (×9) · Gift wrap, delivery notes · Discount codes, delivery limits · Declined card, timeout, retry · International addresses · Mobile app, Apple Pay, PayPal · Simple → Complex · Simplify: · Operations (CRUD) · Operations: · Defer Performance · Quality: · Spike First · Spike: · Still too big? · Ask “what's the simplest version · Split “manage X” into create, read, · Make it work, then make it fast or · Too unknown to split? Timebox · Combine patterns: workflow first, · that could work?”, then defer the · update and delete. Ship the ones · scale. Agree the minimum bar in · research first. The output is · then rules within one step · complicated parts. · users need first. · the Definition of Done. · knowledge, not code. · Find the 80/20: which slice gives · the most value for the least effort? · Flat shipping fee · Save and view a card · 100 orders an hour · 1-day spike: choose a provider · Ask what could be dropped · Price by weight and zone · Edit and delete saved cards · Black Friday peak load · Split the build using 1–8 · entirely, not just deferred</w:t>
+      </w:r>
+    </w:p>
+    <w:p>
+      <w:r>
+        <w:t xml:space="preserve">Footer questions: “What's the thinnest slice that still delivers value to a user?” “If we could only ship half of this, which half?”</w:t>
+      </w:r>
+    </w:p>
+    <w:p>
+      <w:r>
+        <w:t xml:space="preserve">Original board for reference: https://eparker71.github.io/agile-ways-of-working/story-splitting-poster.html</w:t>
       </w:r>
     </w:p>
     <w:p>

--- a/facilitator-guide-story-splitting.docx
+++ b/facilitator-guide-story-splitting.docx
@@ -226,7 +226,7 @@
         </w:numPr>
       </w:pPr>
       <w:r>
-        <w:t xml:space="preserve">Print the poster at A3 and pin it where the team refines its backlog</w:t>
+        <w:t xml:space="preserve">Print the poster at A3 or 11×17 and pin it where the team refines its backlog</w:t>
       </w:r>
     </w:p>
     <w:p>
